--- a/content-pipeline/06-word-documents/02-english-word/008_ben-thanh-market-shopping-guide.docx
+++ b/content-pipeline/06-word-documents/02-english-word/008_ben-thanh-market-shopping-guide.docx
@@ -97,275 +97,6 @@
         </w:rPr>
         <w:t>, stepping into the historic market places you at the center of an intoxicating labyrinth of over 1,400 vibrant retail stalls. For conscious voyagers, shopping here is an opportunity to acquire authentic handmade heirlooms and connect directly with the multi-generational trade guilds of the Southern Delta.</w:t>
       </w:r>
-    </w:p>
-    <w:p>
-      <w:pPr>
-        <w:spacing w:before="120" w:after="120"/>
-        <w:jc w:val="center"/>
-      </w:pPr>
-      <w:r>
-        <w:rPr>
-          <w:color w:val="CBD5E1"/>
-        </w:rPr>
-        <w:t>―――――――――――――――――――――――――――――――――――――――――――――</w:t>
-      </w:r>
-    </w:p>
-    <w:p>
-      <w:pPr>
-        <w:keepNext/>
-        <w:spacing w:before="320" w:after="120" w:line="276" w:lineRule="auto"/>
-      </w:pPr>
-      <w:r>
-        <w:rPr>
-          <w:rFonts w:ascii="Calibri" w:hAnsi="Calibri"/>
-          <w:b/>
-          <w:color w:val="1B365D"/>
-          <w:sz w:val="32"/>
-        </w:rPr>
-        <w:t>Quick Overview Stats (2026 Commerce Dimensions)</w:t>
-      </w:r>
-    </w:p>
-    <w:tbl>
-      <w:tblPr>
-        <w:tblW w:type="auto" w:w="0"/>
-        <w:jc w:val="center"/>
-        <w:tblLook w:firstColumn="1" w:firstRow="1" w:lastColumn="0" w:lastRow="0" w:noHBand="0" w:noVBand="1" w:val="04A0"/>
-        <w:tblBorders>
-          <w:top w:val="single" w:sz="4" w:space="0" w:color="CBD5E1"/>
-          <w:bottom w:val="single" w:sz="6" w:space="0" w:color="1B365D"/>
-          <w:left w:val="none"/>
-          <w:right w:val="none"/>
-          <w:insideH w:val="single" w:sz="4" w:space="0" w:color="CBD5E1"/>
-          <w:insideV w:val="none"/>
-        </w:tblBorders>
-      </w:tblPr>
-      <w:tblGrid>
-        <w:gridCol w:w="2484"/>
-        <w:gridCol w:w="2484"/>
-        <w:gridCol w:w="2484"/>
-        <w:gridCol w:w="2484"/>
-      </w:tblGrid>
-      <w:tr>
-        <w:tc>
-          <w:tcPr>
-            <w:tcW w:type="dxa" w:w="2484"/>
-            <w:vAlign w:val="center"/>
-            <w:shd w:fill="1B365D"/>
-            <w:tcMar>
-              <w:top w:w="140" w:type="dxa"/>
-              <w:bottom w:w="140" w:type="dxa"/>
-              <w:left w:w="150" w:type="dxa"/>
-              <w:right w:w="150" w:type="dxa"/>
-            </w:tcMar>
-          </w:tcPr>
-          <w:p>
-            <w:pPr>
-              <w:spacing w:before="0" w:after="0" w:line="276" w:lineRule="auto"/>
-            </w:pPr>
-            <w:r>
-              <w:rPr>
-                <w:rFonts w:ascii="Calibri" w:hAnsi="Calibri"/>
-                <w:b/>
-                <w:color w:val="FFFFFF"/>
-                <w:sz w:val="19"/>
-              </w:rPr>
-              <w:t>🏪 Merchant Stalls</w:t>
-            </w:r>
-          </w:p>
-        </w:tc>
-        <w:tc>
-          <w:tcPr>
-            <w:tcW w:type="dxa" w:w="2484"/>
-            <w:vAlign w:val="center"/>
-            <w:shd w:fill="1B365D"/>
-            <w:tcMar>
-              <w:top w:w="140" w:type="dxa"/>
-              <w:bottom w:w="140" w:type="dxa"/>
-              <w:left w:w="150" w:type="dxa"/>
-              <w:right w:w="150" w:type="dxa"/>
-            </w:tcMar>
-          </w:tcPr>
-          <w:p>
-            <w:pPr>
-              <w:spacing w:before="0" w:after="0" w:line="276" w:lineRule="auto"/>
-            </w:pPr>
-            <w:r>
-              <w:rPr>
-                <w:rFonts w:ascii="Calibri" w:hAnsi="Calibri"/>
-                <w:b/>
-                <w:color w:val="FFFFFF"/>
-                <w:sz w:val="19"/>
-              </w:rPr>
-              <w:t>🕒 Trading Hours</w:t>
-            </w:r>
-          </w:p>
-        </w:tc>
-        <w:tc>
-          <w:tcPr>
-            <w:tcW w:type="dxa" w:w="2484"/>
-            <w:vAlign w:val="center"/>
-            <w:shd w:fill="1B365D"/>
-            <w:tcMar>
-              <w:top w:w="140" w:type="dxa"/>
-              <w:bottom w:w="140" w:type="dxa"/>
-              <w:left w:w="150" w:type="dxa"/>
-              <w:right w:w="150" w:type="dxa"/>
-            </w:tcMar>
-          </w:tcPr>
-          <w:p>
-            <w:pPr>
-              <w:spacing w:before="0" w:after="0" w:line="276" w:lineRule="auto"/>
-            </w:pPr>
-            <w:r>
-              <w:rPr>
-                <w:rFonts w:ascii="Calibri" w:hAnsi="Calibri"/>
-                <w:b/>
-                <w:color w:val="FFFFFF"/>
-                <w:sz w:val="19"/>
-              </w:rPr>
-              <w:t>💳 2026 Payment Standards</w:t>
-            </w:r>
-          </w:p>
-        </w:tc>
-        <w:tc>
-          <w:tcPr>
-            <w:tcW w:type="dxa" w:w="2484"/>
-            <w:vAlign w:val="center"/>
-            <w:shd w:fill="1B365D"/>
-            <w:tcMar>
-              <w:top w:w="140" w:type="dxa"/>
-              <w:bottom w:w="140" w:type="dxa"/>
-              <w:left w:w="150" w:type="dxa"/>
-              <w:right w:w="150" w:type="dxa"/>
-            </w:tcMar>
-          </w:tcPr>
-          <w:p>
-            <w:pPr>
-              <w:spacing w:before="0" w:after="0" w:line="276" w:lineRule="auto"/>
-            </w:pPr>
-            <w:r>
-              <w:rPr>
-                <w:rFonts w:ascii="Calibri" w:hAnsi="Calibri"/>
-                <w:b/>
-                <w:color w:val="FFFFFF"/>
-                <w:sz w:val="19"/>
-              </w:rPr>
-              <w:t>🤝 Respectful Negotiation Buffer</w:t>
-            </w:r>
-          </w:p>
-        </w:tc>
-      </w:tr>
-      <w:tr>
-        <w:tc>
-          <w:tcPr>
-            <w:tcW w:type="dxa" w:w="2484"/>
-            <w:vAlign w:val="center"/>
-            <w:shd w:fill="F8FAFC"/>
-            <w:tcMar>
-              <w:top w:w="100" w:type="dxa"/>
-              <w:bottom w:w="100" w:type="dxa"/>
-              <w:left w:w="150" w:type="dxa"/>
-              <w:right w:w="150" w:type="dxa"/>
-            </w:tcMar>
-          </w:tcPr>
-          <w:p>
-            <w:pPr>
-              <w:spacing w:before="0" w:after="0" w:line="276" w:lineRule="auto"/>
-            </w:pPr>
-            <w:r>
-              <w:rPr>
-                <w:rFonts w:ascii="Calibri" w:hAnsi="Calibri"/>
-                <w:color w:val="1E293B"/>
-                <w:sz w:val="19"/>
-              </w:rPr>
-              <w:t>1,400+ Certified Vendors</w:t>
-            </w:r>
-          </w:p>
-        </w:tc>
-        <w:tc>
-          <w:tcPr>
-            <w:tcW w:type="dxa" w:w="2484"/>
-            <w:vAlign w:val="center"/>
-            <w:shd w:fill="F8FAFC"/>
-            <w:tcMar>
-              <w:top w:w="100" w:type="dxa"/>
-              <w:bottom w:w="100" w:type="dxa"/>
-              <w:left w:w="150" w:type="dxa"/>
-              <w:right w:w="150" w:type="dxa"/>
-            </w:tcMar>
-          </w:tcPr>
-          <w:p>
-            <w:pPr>
-              <w:spacing w:before="0" w:after="0" w:line="276" w:lineRule="auto"/>
-            </w:pPr>
-            <w:r>
-              <w:rPr>
-                <w:rFonts w:ascii="Calibri" w:hAnsi="Calibri"/>
-                <w:color w:val="1E293B"/>
-                <w:sz w:val="19"/>
-              </w:rPr>
-              <w:t>07:00 AM – 18:00 PM (Daily)</w:t>
-            </w:r>
-          </w:p>
-        </w:tc>
-        <w:tc>
-          <w:tcPr>
-            <w:tcW w:type="dxa" w:w="2484"/>
-            <w:vAlign w:val="center"/>
-            <w:shd w:fill="F8FAFC"/>
-            <w:tcMar>
-              <w:top w:w="100" w:type="dxa"/>
-              <w:bottom w:w="100" w:type="dxa"/>
-              <w:left w:w="150" w:type="dxa"/>
-              <w:right w:w="150" w:type="dxa"/>
-            </w:tcMar>
-          </w:tcPr>
-          <w:p>
-            <w:pPr>
-              <w:spacing w:before="0" w:after="0" w:line="276" w:lineRule="auto"/>
-            </w:pPr>
-            <w:r>
-              <w:rPr>
-                <w:rFonts w:ascii="Calibri" w:hAnsi="Calibri"/>
-                <w:color w:val="1E293B"/>
-                <w:sz w:val="19"/>
-              </w:rPr>
-              <w:t>100% Contactless Cards &amp; VietQR</w:t>
-            </w:r>
-          </w:p>
-        </w:tc>
-        <w:tc>
-          <w:tcPr>
-            <w:tcW w:type="dxa" w:w="2484"/>
-            <w:vAlign w:val="center"/>
-            <w:shd w:fill="F8FAFC"/>
-            <w:tcMar>
-              <w:top w:w="100" w:type="dxa"/>
-              <w:bottom w:w="100" w:type="dxa"/>
-              <w:left w:w="150" w:type="dxa"/>
-              <w:right w:w="150" w:type="dxa"/>
-            </w:tcMar>
-          </w:tcPr>
-          <w:p>
-            <w:pPr>
-              <w:spacing w:before="0" w:after="0" w:line="276" w:lineRule="auto"/>
-            </w:pPr>
-            <w:r>
-              <w:rPr>
-                <w:rFonts w:ascii="Calibri" w:hAnsi="Calibri"/>
-                <w:color w:val="1E293B"/>
-                <w:sz w:val="19"/>
-              </w:rPr>
-              <w:t>15% – 25% Balanced Adjustment</w:t>
-            </w:r>
-          </w:p>
-        </w:tc>
-      </w:tr>
-    </w:tbl>
-    <w:p>
-      <w:pPr>
-        <w:spacing w:before="0" w:after="80"/>
-      </w:pPr>
     </w:p>
     <w:p>
       <w:pPr>

--- a/content-pipeline/06-word-documents/02-english-word/008_ben-thanh-market-shopping-guide.docx
+++ b/content-pipeline/06-word-documents/02-english-word/008_ben-thanh-market-shopping-guide.docx
@@ -258,7 +258,7 @@
           <w:color w:val="1B365D"/>
           <w:sz w:val="32"/>
         </w:rPr>
-        <w:t>1. Navigating the Four Cardinal Shopping Quadrants</w:t>
+        <w:t>Navigating the Four Cardinal Shopping Quadrants</w:t>
       </w:r>
     </w:p>
     <w:p>
@@ -273,7 +273,7 @@
           <w:color w:val="D97706"/>
           <w:sz w:val="26"/>
         </w:rPr>
-        <w:t>1.1. The South Gate (Le Loi Boulevard): Silks &amp; Master Lacquerware</w:t>
+        <w:t>The South Gate (Le Loi Boulevard): Silks &amp; Master Lacquerware</w:t>
       </w:r>
     </w:p>
     <w:p>
@@ -318,7 +318,7 @@
           <w:color w:val="D97706"/>
           <w:sz w:val="26"/>
         </w:rPr>
-        <w:t>1.2. The East Gate (Phan Boi Chau Street): Highland Coffees &amp; Delta Spices</w:t>
+        <w:t>The East Gate (Phan Boi Chau Street): Highland Coffees &amp; Delta Spices</w:t>
       </w:r>
     </w:p>
     <w:p>
@@ -346,7 +346,7 @@
           <w:color w:val="D97706"/>
           <w:sz w:val="26"/>
         </w:rPr>
-        <w:t>1.3. The West Gate (Phan Chu Trinh Street): Artisan Woven Goods &amp; Leather</w:t>
+        <w:t>The West Gate (Phan Chu Trinh Street): Artisan Woven Goods &amp; Leather</w:t>
       </w:r>
     </w:p>
     <w:p>
@@ -374,7 +374,7 @@
           <w:color w:val="D97706"/>
           <w:sz w:val="26"/>
         </w:rPr>
-        <w:t>1.4. The North Gate (Le Thanh Ton Street): Orchard Bounty</w:t>
+        <w:t>The North Gate (Le Thanh Ton Street): Orchard Bounty</w:t>
       </w:r>
     </w:p>
     <w:p>
@@ -414,7 +414,7 @@
           <w:color w:val="1B365D"/>
           <w:sz w:val="32"/>
         </w:rPr>
-        <w:t>2. Bargaining with Grace: Cultural Guidelines</w:t>
+        <w:t>Bargaining with Grace: Cultural Guidelines</w:t>
       </w:r>
     </w:p>
     <w:p>
@@ -442,7 +442,7 @@
           <w:color w:val="D97706"/>
           <w:sz w:val="26"/>
         </w:rPr>
-        <w:t>2.1. Honor the Morning Opening Rite (Mở Hàng)</w:t>
+        <w:t>Honor the Morning Opening Rite (Mở Hàng)</w:t>
       </w:r>
     </w:p>
     <w:p>
@@ -470,7 +470,7 @@
           <w:color w:val="D97706"/>
           <w:sz w:val="26"/>
         </w:rPr>
-        <w:t>2.2. The 15% to 25% Equilibrium</w:t>
+        <w:t>The 15% to 25% Equilibrium</w:t>
       </w:r>
     </w:p>
     <w:p>
@@ -548,7 +548,7 @@
           <w:color w:val="D97706"/>
           <w:sz w:val="26"/>
         </w:rPr>
-        <w:t>2.3. The Gentle Walk-Away</w:t>
+        <w:t>The Gentle Walk-Away</w:t>
       </w:r>
     </w:p>
     <w:p>
@@ -588,7 +588,7 @@
           <w:color w:val="1B365D"/>
           <w:sz w:val="32"/>
         </w:rPr>
-        <w:t>3. Detecting Authentic Artisanship vs. Mass-Produced Counterfeits</w:t>
+        <w:t>Detecting Authentic Artisanship vs. Mass-Produced Counterfeits</w:t>
       </w:r>
     </w:p>
     <w:tbl>
@@ -1043,7 +1043,7 @@
           <w:color w:val="1B365D"/>
           <w:sz w:val="32"/>
         </w:rPr>
-        <w:t>4. Consumer Protections &amp; Traveler Rights (2026)</w:t>
+        <w:t>Consumer Protections &amp; Traveler Rights (2026)</w:t>
       </w:r>
     </w:p>
     <w:p>

--- a/content-pipeline/06-word-documents/02-english-word/008_ben-thanh-market-shopping-guide.docx
+++ b/content-pipeline/06-word-documents/02-english-word/008_ben-thanh-market-shopping-guide.docx
@@ -95,7 +95,7 @@
           <w:color w:val="1E293B"/>
           <w:sz w:val="21"/>
         </w:rPr>
-        <w:t>, stepping into the historic market places you at the center of an intoxicating labyrinth of over 1,400 vibrant retail stalls. For conscious voyagers, shopping here is an opportunity to acquire authentic handmade heirlooms and connect directly with the multi-generational trade guilds of the Southern Delta.</w:t>
+        <w:t>, stepping into the historic market places you at the center of an intoxicating labyrinth of over 1,400 vibrant retail stalls. For travelers, shopping here is an opportunity to acquire authentic handmade heirlooms and connect directly with the multi-generational trade guilds of the Southern Delta.</w:t>
       </w:r>
     </w:p>
     <w:p>
@@ -223,7 +223,7 @@
           <w:color w:val="1E293B"/>
           <w:sz w:val="20"/>
         </w:rPr>
-        <w:t>100% Cashless Operations:</w:t>
+        <w:t>VietQR &amp; Cashless Readiness:</w:t>
       </w:r>
       <w:r>
         <w:rPr>
@@ -231,7 +231,7 @@
           <w:color w:val="1E293B"/>
           <w:sz w:val="20"/>
         </w:rPr>
-        <w:t xml:space="preserve"> Every vendor terminal is equipped with tap-to-pay technology and dual-currency digital receipts.</w:t>
+        <w:t xml:space="preserve"> While nearly all vendors support digital VietQR payments for domestic accounts, international travelers should still keep modest cash (200,000 – 500,000 VND) on hand for small food stalls and fresh fruit purchases.</w:t>
       </w:r>
     </w:p>
     <w:p>
@@ -414,7 +414,7 @@
           <w:color w:val="1B365D"/>
           <w:sz w:val="32"/>
         </w:rPr>
-        <w:t>Bargaining with Grace: Cultural Guidelines</w:t>
+        <w:t>Bargaining with a Smile: Practical Etiquette &amp; Tips</w:t>
       </w:r>
     </w:p>
     <w:p>

--- a/content-pipeline/06-word-documents/02-english-word/008_ben-thanh-market-shopping-guide.docx
+++ b/content-pipeline/06-word-documents/02-english-word/008_ben-thanh-market-shopping-guide.docx
@@ -1169,6 +1169,246 @@
     </w:p>
     <w:p>
       <w:pPr>
+        <w:spacing w:before="120" w:after="120"/>
+        <w:jc w:val="center"/>
+      </w:pPr>
+      <w:r>
+        <w:rPr>
+          <w:color w:val="CBD5E1"/>
+        </w:rPr>
+        <w:t>―――――――――――――――――――――――――――――――――――――――――――――</w:t>
+      </w:r>
+    </w:p>
+    <w:p>
+      <w:pPr>
+        <w:keepNext/>
+        <w:spacing w:before="320" w:after="120" w:line="276" w:lineRule="auto"/>
+      </w:pPr>
+      <w:r>
+        <w:rPr>
+          <w:rFonts w:ascii="Calibri" w:hAnsi="Calibri"/>
+          <w:b/>
+          <w:color w:val="1B365D"/>
+          <w:sz w:val="32"/>
+        </w:rPr>
+        <w:t>🗺️ Curated Cluster Connections</w:t>
+      </w:r>
+    </w:p>
+    <w:p>
+      <w:pPr>
+        <w:spacing w:before="40" w:after="120" w:line="276" w:lineRule="auto"/>
+      </w:pPr>
+      <w:r>
+        <w:rPr>
+          <w:rFonts w:ascii="Calibri" w:hAnsi="Calibri"/>
+          <w:color w:val="1E293B"/>
+          <w:sz w:val="21"/>
+        </w:rPr>
+        <w:t>To help you navigate District 1 with ease, explore our companion heritage guides:</w:t>
+      </w:r>
+      <w:r>
+        <w:rPr>
+          <w:rFonts w:ascii="Calibri" w:hAnsi="Calibri"/>
+          <w:color w:val="1E293B"/>
+          <w:sz w:val="21"/>
+        </w:rPr>
+      </w:r>
+      <w:r>
+        <w:rPr>
+          <w:rFonts w:ascii="Calibri" w:hAnsi="Calibri"/>
+          <w:color w:val="1E293B"/>
+          <w:sz w:val="21"/>
+        </w:rPr>
+        <w:br/>
+        <w:t xml:space="preserve">- </w:t>
+      </w:r>
+      <w:r>
+        <w:rPr>
+          <w:rFonts w:ascii="Calibri" w:hAnsi="Calibri"/>
+          <w:b/>
+          <w:color w:val="1E293B"/>
+          <w:sz w:val="21"/>
+        </w:rPr>
+        <w:t>Money Exchange at Ha Tam Gold Shop:</w:t>
+      </w:r>
+      <w:r>
+        <w:rPr>
+          <w:rFonts w:ascii="Calibri" w:hAnsi="Calibri"/>
+          <w:color w:val="1E293B"/>
+          <w:sz w:val="21"/>
+        </w:rPr>
+        <w:t xml:space="preserve"> securing local cash at the licensed </w:t>
+      </w:r>
+      <w:r>
+        <w:rPr>
+          <w:rFonts w:ascii="Calibri" w:hAnsi="Calibri"/>
+          <w:color w:val="1E293B"/>
+          <w:sz w:val="21"/>
+          <w:u w:val="single"/>
+        </w:rPr>
+        <w:t>money exchange near Ben Thanh Market</w:t>
+      </w:r>
+      <w:r>
+        <w:rPr>
+          <w:rFonts w:ascii="Calibri" w:hAnsi="Calibri"/>
+          <w:color w:val="1E293B"/>
+          <w:sz w:val="21"/>
+        </w:rPr>
+        <w:t>.</w:t>
+      </w:r>
+      <w:r>
+        <w:rPr>
+          <w:rFonts w:ascii="Calibri" w:hAnsi="Calibri"/>
+          <w:color w:val="1E293B"/>
+          <w:sz w:val="21"/>
+        </w:rPr>
+      </w:r>
+      <w:r>
+        <w:rPr>
+          <w:rFonts w:ascii="Calibri" w:hAnsi="Calibri"/>
+          <w:color w:val="1E293B"/>
+          <w:sz w:val="21"/>
+        </w:rPr>
+        <w:br/>
+        <w:t xml:space="preserve">- </w:t>
+      </w:r>
+      <w:r>
+        <w:rPr>
+          <w:rFonts w:ascii="Calibri" w:hAnsi="Calibri"/>
+          <w:b/>
+          <w:color w:val="1E293B"/>
+          <w:sz w:val="21"/>
+        </w:rPr>
+        <w:t>Ben Thanh Market Scams &amp; Safety Guide:</w:t>
+      </w:r>
+      <w:r>
+        <w:rPr>
+          <w:rFonts w:ascii="Calibri" w:hAnsi="Calibri"/>
+          <w:color w:val="1E293B"/>
+          <w:sz w:val="21"/>
+        </w:rPr>
+        <w:t xml:space="preserve"> avoiding bargaining traps with our </w:t>
+      </w:r>
+      <w:r>
+        <w:rPr>
+          <w:rFonts w:ascii="Calibri" w:hAnsi="Calibri"/>
+          <w:color w:val="1E293B"/>
+          <w:sz w:val="21"/>
+          <w:u w:val="single"/>
+        </w:rPr>
+        <w:t>Ben Thanh Market scams and safety guide</w:t>
+      </w:r>
+      <w:r>
+        <w:rPr>
+          <w:rFonts w:ascii="Calibri" w:hAnsi="Calibri"/>
+          <w:color w:val="1E293B"/>
+          <w:sz w:val="21"/>
+        </w:rPr>
+        <w:t>.</w:t>
+      </w:r>
+      <w:r>
+        <w:rPr>
+          <w:rFonts w:ascii="Calibri" w:hAnsi="Calibri"/>
+          <w:color w:val="1E293B"/>
+          <w:sz w:val="21"/>
+        </w:rPr>
+      </w:r>
+      <w:r>
+        <w:rPr>
+          <w:rFonts w:ascii="Calibri" w:hAnsi="Calibri"/>
+          <w:color w:val="1E293B"/>
+          <w:sz w:val="21"/>
+        </w:rPr>
+        <w:br/>
+        <w:t xml:space="preserve">- </w:t>
+      </w:r>
+      <w:r>
+        <w:rPr>
+          <w:rFonts w:ascii="Calibri" w:hAnsi="Calibri"/>
+          <w:b/>
+          <w:color w:val="1E293B"/>
+          <w:sz w:val="21"/>
+        </w:rPr>
+        <w:t>Things to Do in Ben Thanh Market:</w:t>
+      </w:r>
+      <w:r>
+        <w:rPr>
+          <w:rFonts w:ascii="Calibri" w:hAnsi="Calibri"/>
+          <w:color w:val="1E293B"/>
+          <w:sz w:val="21"/>
+        </w:rPr>
+        <w:t xml:space="preserve"> navigating the 4 gates with our </w:t>
+      </w:r>
+      <w:r>
+        <w:rPr>
+          <w:rFonts w:ascii="Calibri" w:hAnsi="Calibri"/>
+          <w:color w:val="1E293B"/>
+          <w:sz w:val="21"/>
+          <w:u w:val="single"/>
+        </w:rPr>
+        <w:t>things to do in Ben Thanh Market</w:t>
+      </w:r>
+      <w:r>
+        <w:rPr>
+          <w:rFonts w:ascii="Calibri" w:hAnsi="Calibri"/>
+          <w:color w:val="1E293B"/>
+          <w:sz w:val="21"/>
+        </w:rPr>
+        <w:t xml:space="preserve"> guide.</w:t>
+      </w:r>
+      <w:r>
+        <w:rPr>
+          <w:rFonts w:ascii="Calibri" w:hAnsi="Calibri"/>
+          <w:color w:val="1E293B"/>
+          <w:sz w:val="21"/>
+        </w:rPr>
+      </w:r>
+      <w:r>
+        <w:rPr>
+          <w:rFonts w:ascii="Calibri" w:hAnsi="Calibri"/>
+          <w:color w:val="1E293B"/>
+          <w:sz w:val="21"/>
+        </w:rPr>
+        <w:br/>
+        <w:t xml:space="preserve">- </w:t>
+      </w:r>
+      <w:r>
+        <w:rPr>
+          <w:rFonts w:ascii="Calibri" w:hAnsi="Calibri"/>
+          <w:b/>
+          <w:color w:val="1E293B"/>
+          <w:sz w:val="21"/>
+        </w:rPr>
+        <w:t>Ben Thanh Market Ultimate Travel Guide:</w:t>
+      </w:r>
+      <w:r>
+        <w:rPr>
+          <w:rFonts w:ascii="Calibri" w:hAnsi="Calibri"/>
+          <w:color w:val="1E293B"/>
+          <w:sz w:val="21"/>
+        </w:rPr>
+        <w:t xml:space="preserve"> checking opening hours in our </w:t>
+      </w:r>
+      <w:r>
+        <w:rPr>
+          <w:rFonts w:ascii="Calibri" w:hAnsi="Calibri"/>
+          <w:color w:val="1E293B"/>
+          <w:sz w:val="21"/>
+          <w:u w:val="single"/>
+        </w:rPr>
+        <w:t>Ben Thanh Market ultimate travel guide</w:t>
+      </w:r>
+      <w:r>
+        <w:rPr>
+          <w:rFonts w:ascii="Calibri" w:hAnsi="Calibri"/>
+          <w:color w:val="1E293B"/>
+          <w:sz w:val="21"/>
+        </w:rPr>
+        <w:t>.</w:t>
+      </w:r>
+    </w:p>
+    <w:p>
+      <w:pPr>
         <w:keepNext/>
         <w:spacing w:before="320" w:after="120" w:line="276" w:lineRule="auto"/>
       </w:pPr>
